--- a/report.docx
+++ b/report.docx
@@ -714,6 +714,7 @@
       <w:r>
         <w:rPr>
           <w:rFonts w:ascii="Times New Roman" w:hAnsi="Times New Roman" w:cs="Times New Roman"/>
+          <w:noProof/>
           <w:sz w:val="28"/>
           <w:szCs w:val="28"/>
         </w:rPr>
@@ -806,10 +807,10 @@
           <w:lang w:val="en-US"/>
         </w:rPr>
         <w:drawing>
-          <wp:inline distT="0" distB="0" distL="0" distR="0" wp14:anchorId="41A061C0" wp14:editId="39ED90D3">
-            <wp:extent cx="4409102" cy="6949440"/>
-            <wp:effectExtent l="0" t="0" r="0" b="3810"/>
-            <wp:docPr id="557885101" name="Рисунок 1"/>
+          <wp:inline distT="0" distB="0" distL="0" distR="0" wp14:anchorId="5B41EB35" wp14:editId="6F1F03A3">
+            <wp:extent cx="3820147" cy="6726382"/>
+            <wp:effectExtent l="0" t="0" r="9525" b="0"/>
+            <wp:docPr id="1296040576" name="Рисунок 1"/>
             <wp:cNvGraphicFramePr>
               <a:graphicFrameLocks xmlns:a="http://schemas.openxmlformats.org/drawingml/2006/main" noChangeAspect="1"/>
             </wp:cNvGraphicFramePr>
@@ -817,7 +818,7 @@
               <a:graphicData uri="http://schemas.openxmlformats.org/drawingml/2006/picture">
                 <pic:pic xmlns:pic="http://schemas.openxmlformats.org/drawingml/2006/picture">
                   <pic:nvPicPr>
-                    <pic:cNvPr id="557885101" name=""/>
+                    <pic:cNvPr id="1296040576" name=""/>
                     <pic:cNvPicPr/>
                   </pic:nvPicPr>
                   <pic:blipFill>
@@ -829,7 +830,7 @@
                   <pic:spPr>
                     <a:xfrm>
                       <a:off x="0" y="0"/>
-                      <a:ext cx="4413506" cy="6956382"/>
+                      <a:ext cx="3830776" cy="6745097"/>
                     </a:xfrm>
                     <a:prstGeom prst="rect">
                       <a:avLst/>
@@ -876,10 +877,10 @@
           <w:szCs w:val="28"/>
         </w:rPr>
         <w:drawing>
-          <wp:inline distT="0" distB="0" distL="0" distR="0" wp14:anchorId="291C29C9" wp14:editId="755DA22C">
-            <wp:extent cx="3154649" cy="7498080"/>
-            <wp:effectExtent l="0" t="0" r="8255" b="7620"/>
-            <wp:docPr id="83856728" name="Рисунок 1"/>
+          <wp:inline distT="0" distB="0" distL="0" distR="0" wp14:anchorId="103505E2" wp14:editId="3FF2ED28">
+            <wp:extent cx="2736273" cy="6640926"/>
+            <wp:effectExtent l="0" t="0" r="6985" b="7620"/>
+            <wp:docPr id="1031316828" name="Рисунок 1"/>
             <wp:cNvGraphicFramePr>
               <a:graphicFrameLocks xmlns:a="http://schemas.openxmlformats.org/drawingml/2006/main" noChangeAspect="1"/>
             </wp:cNvGraphicFramePr>
@@ -887,7 +888,7 @@
               <a:graphicData uri="http://schemas.openxmlformats.org/drawingml/2006/picture">
                 <pic:pic xmlns:pic="http://schemas.openxmlformats.org/drawingml/2006/picture">
                   <pic:nvPicPr>
-                    <pic:cNvPr id="83856728" name=""/>
+                    <pic:cNvPr id="1031316828" name=""/>
                     <pic:cNvPicPr/>
                   </pic:nvPicPr>
                   <pic:blipFill>
@@ -899,7 +900,7 @@
                   <pic:spPr>
                     <a:xfrm>
                       <a:off x="0" y="0"/>
-                      <a:ext cx="3157324" cy="7504437"/>
+                      <a:ext cx="2743893" cy="6659420"/>
                     </a:xfrm>
                     <a:prstGeom prst="rect">
                       <a:avLst/>
@@ -939,6 +940,40 @@
           <w:rFonts w:ascii="Times New Roman" w:hAnsi="Times New Roman" w:cs="Times New Roman"/>
           <w:sz w:val="28"/>
           <w:szCs w:val="28"/>
+          <w:lang w:val="en-US"/>
+        </w:rPr>
+      </w:pPr>
+    </w:p>
+    <w:p>
+      <w:pPr>
+        <w:jc w:val="center"/>
+        <w:rPr>
+          <w:rFonts w:ascii="Times New Roman" w:hAnsi="Times New Roman" w:cs="Times New Roman"/>
+          <w:sz w:val="28"/>
+          <w:szCs w:val="28"/>
+          <w:lang w:val="en-US"/>
+        </w:rPr>
+      </w:pPr>
+    </w:p>
+    <w:p>
+      <w:pPr>
+        <w:jc w:val="center"/>
+        <w:rPr>
+          <w:rFonts w:ascii="Times New Roman" w:hAnsi="Times New Roman" w:cs="Times New Roman"/>
+          <w:sz w:val="28"/>
+          <w:szCs w:val="28"/>
+          <w:lang w:val="en-US"/>
+        </w:rPr>
+      </w:pPr>
+    </w:p>
+    <w:p>
+      <w:pPr>
+        <w:jc w:val="center"/>
+        <w:rPr>
+          <w:rFonts w:ascii="Times New Roman" w:hAnsi="Times New Roman" w:cs="Times New Roman"/>
+          <w:sz w:val="28"/>
+          <w:szCs w:val="28"/>
+          <w:lang w:val="en-US"/>
         </w:rPr>
       </w:pPr>
     </w:p>
@@ -986,10 +1021,10 @@
           <w:szCs w:val="28"/>
         </w:rPr>
         <w:drawing>
-          <wp:inline distT="0" distB="0" distL="0" distR="0" wp14:anchorId="77F1B071" wp14:editId="496CF508">
-            <wp:extent cx="2549017" cy="7178040"/>
-            <wp:effectExtent l="0" t="0" r="3810" b="3810"/>
-            <wp:docPr id="816378330" name="Рисунок 1"/>
+          <wp:inline distT="0" distB="0" distL="0" distR="0" wp14:anchorId="784C1D50" wp14:editId="1B0D75B5">
+            <wp:extent cx="3391373" cy="8535591"/>
+            <wp:effectExtent l="0" t="0" r="0" b="0"/>
+            <wp:docPr id="643090365" name="Рисунок 1"/>
             <wp:cNvGraphicFramePr>
               <a:graphicFrameLocks xmlns:a="http://schemas.openxmlformats.org/drawingml/2006/main" noChangeAspect="1"/>
             </wp:cNvGraphicFramePr>
@@ -997,7 +1032,7 @@
               <a:graphicData uri="http://schemas.openxmlformats.org/drawingml/2006/picture">
                 <pic:pic xmlns:pic="http://schemas.openxmlformats.org/drawingml/2006/picture">
                   <pic:nvPicPr>
-                    <pic:cNvPr id="816378330" name=""/>
+                    <pic:cNvPr id="643090365" name=""/>
                     <pic:cNvPicPr/>
                   </pic:nvPicPr>
                   <pic:blipFill>
@@ -1009,7 +1044,7 @@
                   <pic:spPr>
                     <a:xfrm>
                       <a:off x="0" y="0"/>
-                      <a:ext cx="2552164" cy="7186902"/>
+                      <a:ext cx="3391373" cy="8535591"/>
                     </a:xfrm>
                     <a:prstGeom prst="rect">
                       <a:avLst/>
@@ -1029,8 +1064,27 @@
           <w:rFonts w:ascii="Times New Roman" w:hAnsi="Times New Roman" w:cs="Times New Roman"/>
           <w:sz w:val="28"/>
           <w:szCs w:val="28"/>
-        </w:rPr>
-      </w:pPr>
+          <w:lang w:val="en-US"/>
+        </w:rPr>
+      </w:pPr>
+    </w:p>
+    <w:p>
+      <w:pPr>
+        <w:rPr>
+          <w:rFonts w:ascii="Times New Roman" w:hAnsi="Times New Roman" w:cs="Times New Roman"/>
+          <w:sz w:val="28"/>
+          <w:szCs w:val="28"/>
+        </w:rPr>
+      </w:pPr>
+      <w:r>
+        <w:rPr>
+          <w:rFonts w:ascii="Times New Roman" w:hAnsi="Times New Roman" w:cs="Times New Roman"/>
+          <w:sz w:val="28"/>
+          <w:szCs w:val="28"/>
+        </w:rPr>
+        <w:lastRenderedPageBreak/>
+        <w:t>В приложении</w:t>
+      </w:r>
     </w:p>
     <w:p>
       <w:pPr>
@@ -1041,6 +1095,56 @@
           <w:szCs w:val="28"/>
         </w:rPr>
       </w:pPr>
+      <w:r>
+        <w:rPr>
+          <w:rFonts w:ascii="Times New Roman" w:hAnsi="Times New Roman" w:cs="Times New Roman"/>
+          <w:sz w:val="28"/>
+          <w:szCs w:val="28"/>
+        </w:rPr>
+        <w:br/>
+      </w:r>
+      <w:r>
+        <w:rPr>
+          <w:rFonts w:ascii="Times New Roman" w:hAnsi="Times New Roman" w:cs="Times New Roman"/>
+          <w:sz w:val="28"/>
+          <w:szCs w:val="28"/>
+        </w:rPr>
+        <w:drawing>
+          <wp:inline distT="0" distB="0" distL="0" distR="0" wp14:anchorId="597281B8" wp14:editId="58A57AF8">
+            <wp:extent cx="5263572" cy="7955280"/>
+            <wp:effectExtent l="0" t="0" r="0" b="7620"/>
+            <wp:docPr id="149257812" name="Рисунок 1"/>
+            <wp:cNvGraphicFramePr>
+              <a:graphicFrameLocks xmlns:a="http://schemas.openxmlformats.org/drawingml/2006/main" noChangeAspect="1"/>
+            </wp:cNvGraphicFramePr>
+            <a:graphic xmlns:a="http://schemas.openxmlformats.org/drawingml/2006/main">
+              <a:graphicData uri="http://schemas.openxmlformats.org/drawingml/2006/picture">
+                <pic:pic xmlns:pic="http://schemas.openxmlformats.org/drawingml/2006/picture">
+                  <pic:nvPicPr>
+                    <pic:cNvPr id="149257812" name=""/>
+                    <pic:cNvPicPr/>
+                  </pic:nvPicPr>
+                  <pic:blipFill>
+                    <a:blip r:embed="rId8"/>
+                    <a:stretch>
+                      <a:fillRect/>
+                    </a:stretch>
+                  </pic:blipFill>
+                  <pic:spPr>
+                    <a:xfrm>
+                      <a:off x="0" y="0"/>
+                      <a:ext cx="5269366" cy="7964037"/>
+                    </a:xfrm>
+                    <a:prstGeom prst="rect">
+                      <a:avLst/>
+                    </a:prstGeom>
+                  </pic:spPr>
+                </pic:pic>
+              </a:graphicData>
+            </a:graphic>
+          </wp:inline>
+        </w:drawing>
+      </w:r>
     </w:p>
     <w:p>
       <w:pPr>
@@ -1086,7 +1190,6 @@
           <w:sz w:val="28"/>
           <w:szCs w:val="28"/>
         </w:rPr>
-        <w:lastRenderedPageBreak/>
         <w:t>Сайт с который был использован в качестве референса:</w:t>
       </w:r>
     </w:p>
@@ -1118,6 +1221,7 @@
       <w:r>
         <w:rPr>
           <w:rFonts w:ascii="Times New Roman" w:hAnsi="Times New Roman" w:cs="Times New Roman"/>
+          <w:noProof/>
           <w:sz w:val="28"/>
           <w:szCs w:val="28"/>
         </w:rPr>
@@ -1137,7 +1241,7 @@
                     <pic:cNvPicPr/>
                   </pic:nvPicPr>
                   <pic:blipFill>
-                    <a:blip r:embed="rId8"/>
+                    <a:blip r:embed="rId9"/>
                     <a:stretch>
                       <a:fillRect/>
                     </a:stretch>
@@ -1186,6 +1290,7 @@
       <w:r>
         <w:rPr>
           <w:rFonts w:ascii="Times New Roman" w:hAnsi="Times New Roman" w:cs="Times New Roman"/>
+          <w:noProof/>
           <w:sz w:val="28"/>
           <w:szCs w:val="28"/>
         </w:rPr>
@@ -1205,7 +1310,7 @@
                     <pic:cNvPicPr/>
                   </pic:nvPicPr>
                   <pic:blipFill>
-                    <a:blip r:embed="rId9"/>
+                    <a:blip r:embed="rId10"/>
                     <a:stretch>
                       <a:fillRect/>
                     </a:stretch>
@@ -1214,6 +1319,174 @@
                     <a:xfrm>
                       <a:off x="0" y="0"/>
                       <a:ext cx="5940425" cy="2181860"/>
+                    </a:xfrm>
+                    <a:prstGeom prst="rect">
+                      <a:avLst/>
+                    </a:prstGeom>
+                  </pic:spPr>
+                </pic:pic>
+              </a:graphicData>
+            </a:graphic>
+          </wp:inline>
+        </w:drawing>
+      </w:r>
+    </w:p>
+    <w:p>
+      <w:pPr>
+        <w:rPr>
+          <w:rFonts w:ascii="Times New Roman" w:hAnsi="Times New Roman" w:cs="Times New Roman"/>
+          <w:sz w:val="28"/>
+          <w:szCs w:val="28"/>
+        </w:rPr>
+      </w:pPr>
+    </w:p>
+    <w:p>
+      <w:pPr>
+        <w:rPr>
+          <w:rFonts w:ascii="Times New Roman" w:hAnsi="Times New Roman" w:cs="Times New Roman"/>
+          <w:sz w:val="28"/>
+          <w:szCs w:val="28"/>
+        </w:rPr>
+      </w:pPr>
+      <w:r>
+        <w:rPr>
+          <w:rFonts w:ascii="Times New Roman" w:hAnsi="Times New Roman" w:cs="Times New Roman"/>
+          <w:sz w:val="28"/>
+          <w:szCs w:val="28"/>
+        </w:rPr>
+        <w:br w:type="page"/>
+      </w:r>
+    </w:p>
+    <w:p>
+      <w:pPr>
+        <w:rPr>
+          <w:rFonts w:ascii="Times New Roman" w:hAnsi="Times New Roman" w:cs="Times New Roman"/>
+          <w:sz w:val="28"/>
+          <w:szCs w:val="28"/>
+        </w:rPr>
+      </w:pPr>
+      <w:r>
+        <w:rPr>
+          <w:rFonts w:ascii="Times New Roman" w:hAnsi="Times New Roman" w:cs="Times New Roman"/>
+          <w:sz w:val="28"/>
+          <w:szCs w:val="28"/>
+        </w:rPr>
+        <w:lastRenderedPageBreak/>
+        <w:t xml:space="preserve">Запрос </w:t>
+      </w:r>
+      <w:r>
+        <w:rPr>
+          <w:rFonts w:ascii="Times New Roman" w:hAnsi="Times New Roman" w:cs="Times New Roman"/>
+          <w:sz w:val="28"/>
+          <w:szCs w:val="28"/>
+          <w:lang w:val="en-US"/>
+        </w:rPr>
+        <w:t>Get</w:t>
+      </w:r>
+      <w:r>
+        <w:rPr>
+          <w:rFonts w:ascii="Times New Roman" w:hAnsi="Times New Roman" w:cs="Times New Roman"/>
+          <w:sz w:val="28"/>
+          <w:szCs w:val="28"/>
+        </w:rPr>
+        <w:t xml:space="preserve"> </w:t>
+      </w:r>
+      <w:r>
+        <w:rPr>
+          <w:rFonts w:ascii="Times New Roman" w:hAnsi="Times New Roman" w:cs="Times New Roman"/>
+          <w:sz w:val="28"/>
+          <w:szCs w:val="28"/>
+        </w:rPr>
+        <w:t>для получения страницы с плиткой</w:t>
+      </w:r>
+    </w:p>
+    <w:p>
+      <w:pPr>
+        <w:rPr>
+          <w:rFonts w:ascii="Times New Roman" w:hAnsi="Times New Roman" w:cs="Times New Roman"/>
+          <w:sz w:val="28"/>
+          <w:szCs w:val="28"/>
+          <w:lang w:val="en-US"/>
+        </w:rPr>
+      </w:pPr>
+      <w:r>
+        <w:rPr>
+          <w:rFonts w:ascii="Times New Roman" w:hAnsi="Times New Roman" w:cs="Times New Roman"/>
+          <w:sz w:val="28"/>
+          <w:szCs w:val="28"/>
+          <w:lang w:val="en-US"/>
+        </w:rPr>
+        <w:t>Get HTTP/</w:t>
+      </w:r>
+      <w:r>
+        <w:rPr>
+          <w:rFonts w:ascii="Times New Roman" w:hAnsi="Times New Roman" w:cs="Times New Roman"/>
+          <w:sz w:val="28"/>
+          <w:szCs w:val="28"/>
+          <w:lang w:val="en-US"/>
+        </w:rPr>
+        <w:t>/localhost:8080/tile?min=0&amp;max=2100</w:t>
+      </w:r>
+    </w:p>
+    <w:p>
+      <w:pPr>
+        <w:rPr>
+          <w:rFonts w:ascii="Times New Roman" w:hAnsi="Times New Roman" w:cs="Times New Roman"/>
+          <w:sz w:val="28"/>
+          <w:szCs w:val="28"/>
+          <w:lang w:val="en-US"/>
+        </w:rPr>
+      </w:pPr>
+      <w:r>
+        <w:rPr>
+          <w:rFonts w:ascii="Times New Roman" w:hAnsi="Times New Roman" w:cs="Times New Roman"/>
+          <w:sz w:val="28"/>
+          <w:szCs w:val="28"/>
+        </w:rPr>
+        <w:t>Параметры для фильтрации по вхождению цены в интервал передаём в самом запросе.</w:t>
+      </w:r>
+    </w:p>
+    <w:p>
+      <w:pPr>
+        <w:rPr>
+          <w:rFonts w:ascii="Times New Roman" w:hAnsi="Times New Roman" w:cs="Times New Roman"/>
+          <w:sz w:val="28"/>
+          <w:szCs w:val="28"/>
+          <w:lang w:val="en-US"/>
+        </w:rPr>
+      </w:pPr>
+      <w:r>
+        <w:rPr>
+          <w:rFonts w:ascii="Times New Roman" w:hAnsi="Times New Roman" w:cs="Times New Roman"/>
+          <w:sz w:val="28"/>
+          <w:szCs w:val="28"/>
+          <w:lang w:val="en-US"/>
+        </w:rPr>
+        <w:drawing>
+          <wp:inline distT="0" distB="0" distL="0" distR="0" wp14:anchorId="6312C90D" wp14:editId="4C3DF04D">
+            <wp:extent cx="5940425" cy="3616325"/>
+            <wp:effectExtent l="0" t="0" r="3175" b="3175"/>
+            <wp:docPr id="1624965850" name="Рисунок 1"/>
+            <wp:cNvGraphicFramePr>
+              <a:graphicFrameLocks xmlns:a="http://schemas.openxmlformats.org/drawingml/2006/main" noChangeAspect="1"/>
+            </wp:cNvGraphicFramePr>
+            <a:graphic xmlns:a="http://schemas.openxmlformats.org/drawingml/2006/main">
+              <a:graphicData uri="http://schemas.openxmlformats.org/drawingml/2006/picture">
+                <pic:pic xmlns:pic="http://schemas.openxmlformats.org/drawingml/2006/picture">
+                  <pic:nvPicPr>
+                    <pic:cNvPr id="1624965850" name=""/>
+                    <pic:cNvPicPr/>
+                  </pic:nvPicPr>
+                  <pic:blipFill>
+                    <a:blip r:embed="rId11"/>
+                    <a:stretch>
+                      <a:fillRect/>
+                    </a:stretch>
+                  </pic:blipFill>
+                  <pic:spPr>
+                    <a:xfrm>
+                      <a:off x="0" y="0"/>
+                      <a:ext cx="5940425" cy="3616325"/>
                     </a:xfrm>
                     <a:prstGeom prst="rect">
                       <a:avLst/>
@@ -1840,7 +2113,6 @@
   <w:style w:type="character" w:default="1" w:styleId="a0">
     <w:name w:val="Default Paragraph Font"/>
     <w:uiPriority w:val="1"/>
-    <w:semiHidden/>
     <w:unhideWhenUsed/>
   </w:style>
   <w:style w:type="table" w:default="1" w:styleId="a1">

--- a/report.docx
+++ b/report.docx
@@ -807,10 +807,10 @@
           <w:lang w:val="en-US"/>
         </w:rPr>
         <w:drawing>
-          <wp:inline distT="0" distB="0" distL="0" distR="0" wp14:anchorId="5B41EB35" wp14:editId="6F1F03A3">
-            <wp:extent cx="3820147" cy="6726382"/>
-            <wp:effectExtent l="0" t="0" r="9525" b="0"/>
-            <wp:docPr id="1296040576" name="Рисунок 1"/>
+          <wp:inline distT="0" distB="0" distL="0" distR="0" wp14:anchorId="33A8FDB1" wp14:editId="6C441006">
+            <wp:extent cx="4328160" cy="6762750"/>
+            <wp:effectExtent l="0" t="0" r="0" b="0"/>
+            <wp:docPr id="1710197046" name="Рисунок 1"/>
             <wp:cNvGraphicFramePr>
               <a:graphicFrameLocks xmlns:a="http://schemas.openxmlformats.org/drawingml/2006/main" noChangeAspect="1"/>
             </wp:cNvGraphicFramePr>
@@ -818,7 +818,7 @@
               <a:graphicData uri="http://schemas.openxmlformats.org/drawingml/2006/picture">
                 <pic:pic xmlns:pic="http://schemas.openxmlformats.org/drawingml/2006/picture">
                   <pic:nvPicPr>
-                    <pic:cNvPr id="1296040576" name=""/>
+                    <pic:cNvPr id="1710197046" name=""/>
                     <pic:cNvPicPr/>
                   </pic:nvPicPr>
                   <pic:blipFill>
@@ -830,7 +830,7 @@
                   <pic:spPr>
                     <a:xfrm>
                       <a:off x="0" y="0"/>
-                      <a:ext cx="3830776" cy="6745097"/>
+                      <a:ext cx="4336403" cy="6775630"/>
                     </a:xfrm>
                     <a:prstGeom prst="rect">
                       <a:avLst/>
@@ -873,6 +873,7 @@
       <w:r>
         <w:rPr>
           <w:rFonts w:ascii="Times New Roman" w:hAnsi="Times New Roman" w:cs="Times New Roman"/>
+          <w:noProof/>
           <w:sz w:val="28"/>
           <w:szCs w:val="28"/>
         </w:rPr>
@@ -1017,6 +1018,7 @@
       <w:r>
         <w:rPr>
           <w:rFonts w:ascii="Times New Roman" w:hAnsi="Times New Roman" w:cs="Times New Roman"/>
+          <w:noProof/>
           <w:sz w:val="28"/>
           <w:szCs w:val="28"/>
         </w:rPr>
@@ -1085,35 +1087,53 @@
         <w:lastRenderedPageBreak/>
         <w:t>В приложении</w:t>
       </w:r>
-    </w:p>
-    <w:p>
-      <w:pPr>
-        <w:jc w:val="center"/>
-        <w:rPr>
-          <w:rFonts w:ascii="Times New Roman" w:hAnsi="Times New Roman" w:cs="Times New Roman"/>
-          <w:sz w:val="28"/>
-          <w:szCs w:val="28"/>
-        </w:rPr>
-      </w:pPr>
-      <w:r>
-        <w:rPr>
-          <w:rFonts w:ascii="Times New Roman" w:hAnsi="Times New Roman" w:cs="Times New Roman"/>
-          <w:sz w:val="28"/>
-          <w:szCs w:val="28"/>
-        </w:rPr>
-        <w:br/>
-      </w:r>
-      <w:r>
-        <w:rPr>
-          <w:rFonts w:ascii="Times New Roman" w:hAnsi="Times New Roman" w:cs="Times New Roman"/>
-          <w:sz w:val="28"/>
-          <w:szCs w:val="28"/>
+      <w:r>
+        <w:rPr>
+          <w:rFonts w:ascii="Times New Roman" w:hAnsi="Times New Roman" w:cs="Times New Roman"/>
+          <w:sz w:val="28"/>
+          <w:szCs w:val="28"/>
+        </w:rPr>
+        <w:t>:</w:t>
+      </w:r>
+    </w:p>
+    <w:p>
+      <w:pPr>
+        <w:rPr>
+          <w:rFonts w:ascii="Times New Roman" w:hAnsi="Times New Roman" w:cs="Times New Roman"/>
+          <w:sz w:val="28"/>
+          <w:szCs w:val="28"/>
+        </w:rPr>
+      </w:pPr>
+      <w:r>
+        <w:rPr>
+          <w:rFonts w:ascii="Times New Roman" w:hAnsi="Times New Roman" w:cs="Times New Roman"/>
+          <w:sz w:val="28"/>
+          <w:szCs w:val="28"/>
+        </w:rPr>
+        <w:t>Лента:</w:t>
+      </w:r>
+    </w:p>
+    <w:p>
+      <w:pPr>
+        <w:rPr>
+          <w:rFonts w:ascii="Times New Roman" w:hAnsi="Times New Roman" w:cs="Times New Roman"/>
+          <w:sz w:val="28"/>
+          <w:szCs w:val="28"/>
+          <w:lang w:val="en-US"/>
+        </w:rPr>
+      </w:pPr>
+      <w:r>
+        <w:rPr>
+          <w:rFonts w:ascii="Times New Roman" w:hAnsi="Times New Roman" w:cs="Times New Roman"/>
+          <w:sz w:val="28"/>
+          <w:szCs w:val="28"/>
+          <w:lang w:val="en-US"/>
         </w:rPr>
         <w:drawing>
-          <wp:inline distT="0" distB="0" distL="0" distR="0" wp14:anchorId="597281B8" wp14:editId="58A57AF8">
-            <wp:extent cx="5263572" cy="7955280"/>
-            <wp:effectExtent l="0" t="0" r="0" b="7620"/>
-            <wp:docPr id="149257812" name="Рисунок 1"/>
+          <wp:inline distT="0" distB="0" distL="0" distR="0" wp14:anchorId="233B8C0A" wp14:editId="6AE9C091">
+            <wp:extent cx="4257675" cy="8381884"/>
+            <wp:effectExtent l="0" t="0" r="0" b="635"/>
+            <wp:docPr id="848089347" name="Рисунок 1"/>
             <wp:cNvGraphicFramePr>
               <a:graphicFrameLocks xmlns:a="http://schemas.openxmlformats.org/drawingml/2006/main" noChangeAspect="1"/>
             </wp:cNvGraphicFramePr>
@@ -1121,7 +1141,7 @@
               <a:graphicData uri="http://schemas.openxmlformats.org/drawingml/2006/picture">
                 <pic:pic xmlns:pic="http://schemas.openxmlformats.org/drawingml/2006/picture">
                   <pic:nvPicPr>
-                    <pic:cNvPr id="149257812" name=""/>
+                    <pic:cNvPr id="848089347" name=""/>
                     <pic:cNvPicPr/>
                   </pic:nvPicPr>
                   <pic:blipFill>
@@ -1133,7 +1153,7 @@
                   <pic:spPr>
                     <a:xfrm>
                       <a:off x="0" y="0"/>
-                      <a:ext cx="5269366" cy="7964037"/>
+                      <a:ext cx="4261646" cy="8389702"/>
                     </a:xfrm>
                     <a:prstGeom prst="rect">
                       <a:avLst/>
@@ -1148,6 +1168,24 @@
     </w:p>
     <w:p>
       <w:pPr>
+        <w:rPr>
+          <w:rFonts w:ascii="Times New Roman" w:hAnsi="Times New Roman" w:cs="Times New Roman"/>
+          <w:sz w:val="28"/>
+          <w:szCs w:val="28"/>
+        </w:rPr>
+      </w:pPr>
+      <w:r>
+        <w:rPr>
+          <w:rFonts w:ascii="Times New Roman" w:hAnsi="Times New Roman" w:cs="Times New Roman"/>
+          <w:sz w:val="28"/>
+          <w:szCs w:val="28"/>
+        </w:rPr>
+        <w:lastRenderedPageBreak/>
+        <w:t>Плитка:</w:t>
+      </w:r>
+    </w:p>
+    <w:p>
+      <w:pPr>
         <w:jc w:val="center"/>
         <w:rPr>
           <w:rFonts w:ascii="Times New Roman" w:hAnsi="Times New Roman" w:cs="Times New Roman"/>
@@ -1155,10 +1193,59 @@
           <w:szCs w:val="28"/>
         </w:rPr>
       </w:pPr>
-    </w:p>
-    <w:p>
-      <w:pPr>
-        <w:jc w:val="center"/>
+      <w:r>
+        <w:rPr>
+          <w:rFonts w:ascii="Times New Roman" w:hAnsi="Times New Roman" w:cs="Times New Roman"/>
+          <w:sz w:val="28"/>
+          <w:szCs w:val="28"/>
+        </w:rPr>
+        <w:br/>
+      </w:r>
+      <w:r>
+        <w:rPr>
+          <w:rFonts w:ascii="Times New Roman" w:hAnsi="Times New Roman" w:cs="Times New Roman"/>
+          <w:sz w:val="28"/>
+          <w:szCs w:val="28"/>
+        </w:rPr>
+        <w:drawing>
+          <wp:inline distT="0" distB="0" distL="0" distR="0" wp14:anchorId="31EB32F3" wp14:editId="1D603990">
+            <wp:extent cx="4419600" cy="8420765"/>
+            <wp:effectExtent l="0" t="0" r="0" b="0"/>
+            <wp:docPr id="1133602820" name="Рисунок 1"/>
+            <wp:cNvGraphicFramePr>
+              <a:graphicFrameLocks xmlns:a="http://schemas.openxmlformats.org/drawingml/2006/main" noChangeAspect="1"/>
+            </wp:cNvGraphicFramePr>
+            <a:graphic xmlns:a="http://schemas.openxmlformats.org/drawingml/2006/main">
+              <a:graphicData uri="http://schemas.openxmlformats.org/drawingml/2006/picture">
+                <pic:pic xmlns:pic="http://schemas.openxmlformats.org/drawingml/2006/picture">
+                  <pic:nvPicPr>
+                    <pic:cNvPr id="1133602820" name=""/>
+                    <pic:cNvPicPr/>
+                  </pic:nvPicPr>
+                  <pic:blipFill>
+                    <a:blip r:embed="rId9"/>
+                    <a:stretch>
+                      <a:fillRect/>
+                    </a:stretch>
+                  </pic:blipFill>
+                  <pic:spPr>
+                    <a:xfrm>
+                      <a:off x="0" y="0"/>
+                      <a:ext cx="4424077" cy="8429296"/>
+                    </a:xfrm>
+                    <a:prstGeom prst="rect">
+                      <a:avLst/>
+                    </a:prstGeom>
+                  </pic:spPr>
+                </pic:pic>
+              </a:graphicData>
+            </a:graphic>
+          </wp:inline>
+        </w:drawing>
+      </w:r>
+    </w:p>
+    <w:p>
+      <w:pPr>
         <w:rPr>
           <w:rFonts w:ascii="Times New Roman" w:hAnsi="Times New Roman" w:cs="Times New Roman"/>
           <w:sz w:val="28"/>
@@ -1241,7 +1328,7 @@
                     <pic:cNvPicPr/>
                   </pic:nvPicPr>
                   <pic:blipFill>
-                    <a:blip r:embed="rId9"/>
+                    <a:blip r:embed="rId10"/>
                     <a:stretch>
                       <a:fillRect/>
                     </a:stretch>
@@ -1310,7 +1397,7 @@
                     <pic:cNvPicPr/>
                   </pic:nvPicPr>
                   <pic:blipFill>
-                    <a:blip r:embed="rId10"/>
+                    <a:blip r:embed="rId11"/>
                     <a:stretch>
                       <a:fillRect/>
                     </a:stretch>
@@ -1434,30 +1521,30 @@
           <w:rFonts w:ascii="Times New Roman" w:hAnsi="Times New Roman" w:cs="Times New Roman"/>
           <w:sz w:val="28"/>
           <w:szCs w:val="28"/>
+        </w:rPr>
+      </w:pPr>
+      <w:r>
+        <w:rPr>
+          <w:rFonts w:ascii="Times New Roman" w:hAnsi="Times New Roman" w:cs="Times New Roman"/>
+          <w:sz w:val="28"/>
+          <w:szCs w:val="28"/>
+        </w:rPr>
+        <w:t>Параметры для фильтрации по вхождению цены в интервал передаём в самом запросе.</w:t>
+      </w:r>
+    </w:p>
+    <w:p>
+      <w:pPr>
+        <w:rPr>
+          <w:rFonts w:ascii="Times New Roman" w:hAnsi="Times New Roman" w:cs="Times New Roman"/>
+          <w:sz w:val="28"/>
+          <w:szCs w:val="28"/>
           <w:lang w:val="en-US"/>
         </w:rPr>
       </w:pPr>
       <w:r>
         <w:rPr>
           <w:rFonts w:ascii="Times New Roman" w:hAnsi="Times New Roman" w:cs="Times New Roman"/>
-          <w:sz w:val="28"/>
-          <w:szCs w:val="28"/>
-        </w:rPr>
-        <w:t>Параметры для фильтрации по вхождению цены в интервал передаём в самом запросе.</w:t>
-      </w:r>
-    </w:p>
-    <w:p>
-      <w:pPr>
-        <w:rPr>
-          <w:rFonts w:ascii="Times New Roman" w:hAnsi="Times New Roman" w:cs="Times New Roman"/>
-          <w:sz w:val="28"/>
-          <w:szCs w:val="28"/>
-          <w:lang w:val="en-US"/>
-        </w:rPr>
-      </w:pPr>
-      <w:r>
-        <w:rPr>
-          <w:rFonts w:ascii="Times New Roman" w:hAnsi="Times New Roman" w:cs="Times New Roman"/>
+          <w:noProof/>
           <w:sz w:val="28"/>
           <w:szCs w:val="28"/>
           <w:lang w:val="en-US"/>
@@ -1478,7 +1565,7 @@
                     <pic:cNvPicPr/>
                   </pic:nvPicPr>
                   <pic:blipFill>
-                    <a:blip r:embed="rId11"/>
+                    <a:blip r:embed="rId12"/>
                     <a:stretch>
                       <a:fillRect/>
                     </a:stretch>
@@ -2113,6 +2200,7 @@
   <w:style w:type="character" w:default="1" w:styleId="a0">
     <w:name w:val="Default Paragraph Font"/>
     <w:uiPriority w:val="1"/>
+    <w:semiHidden/>
     <w:unhideWhenUsed/>
   </w:style>
   <w:style w:type="table" w:default="1" w:styleId="a1">
